--- a/Дастури_истифодабарии_Портали_Маориф_барои_Завуч.docx
+++ b/Дастури_истифодабарии_Портали_Маориф_барои_Завуч.docx
@@ -27,7 +27,7 @@
           <w:color w:val="003366"/>
           <w:sz w:val="36"/>
         </w:rPr>
-        <w:t>(Барои ҳамоҳангсозон ва муовинони директор)</w:t>
+        <w:t>(Барои ҳамоҳангсозон, муовинони директор ва омӯзгорон)</w:t>
       </w:r>
     </w:p>
     <w:p>
@@ -37,19 +37,19 @@
           <w:b w:val="0"/>
           <w:sz w:val="22"/>
         </w:rPr>
-        <w:t>Ин дастур ба муовинон ва ҳамоҳангсозони муассисаҳо (завучҳо) ёрӣ медиҳад, ки ба таври самаранок аз портали ягонаи маорифи ноҳияи Зафаробод истифода баранд. Дар инҷо қадам-ба-қадам шарҳ дода шудааст, ки чӣ тавр ба тизим ворид шудан, синфҳоро идора кардан, хонандагон ва омӯзгоронро ворид намудан, дарсҳоро тақсим кардан ва холгузорӣ бурд.</w:t>
+        <w:t>Ин дастур ба муовинони директор (завучҳо), директорони муассиса ва омӯзгорон дастурҳоро оид ба истифодаи Портали ягонаи маорифи ноҳияи Зафаробод пешниҳод менамояд. Дар ин ҷо қадам-ба-қадам шарҳ дода шудааст, ки чӣ тавр ба тизим ворид шудан, синфҳоро идора кардан, хонандагон ва омӯзгоронро тезкор ворид намудан, дарсҳоро тақсим кардан ва журналҳои холгузорӣ пур кардан.</w:t>
       </w:r>
     </w:p>
     <w:p>
       <w:pPr>
-        <w:pStyle w:val="Heading2"/>
+        <w:pStyle w:val="Heading1"/>
       </w:pPr>
       <w:r>
         <w:rPr>
           <w:rFonts w:ascii="Calibri" w:hAnsi="Calibri"/>
           <w:b/>
           <w:color w:val="003366"/>
-          <w:sz w:val="28"/>
+          <w:sz w:val="32"/>
         </w:rPr>
         <w:t>1. Вуруд ба тизим</w:t>
       </w:r>
@@ -61,12 +61,12 @@
           <w:b w:val="0"/>
           <w:sz w:val="22"/>
         </w:rPr>
-        <w:t>Барои ворид шудан ба портал чунин амалҳоро анҷом диҳед:</w:t>
+        <w:t>Порталро танҳо корбарони бақайдгирифта метавонанд истифода баранд. Завучҳо ҳар як муассисаро идора мекунанд, директорҳо маълумоти муассисаи худ ва омӯзгоронро мебинанд, омӯзгорон холгузорӣ мекунанд.</w:t>
       </w:r>
     </w:p>
     <w:p>
       <w:pPr>
-        <w:pStyle w:val="ListBullet"/>
+        <w:pStyle w:val="ListNumber"/>
       </w:pPr>
       <w:r>
         <w:rPr>
@@ -74,12 +74,12 @@
           <w:b w:val="0"/>
           <w:sz w:val="22"/>
         </w:rPr>
-        <w:t>Браузери худро кушода, суроғаи порталро нависед.</w:t>
+        <w:t>Браузери худро (Chrome, Edge ё Firefox) кушода, суроғаи порталро нависед.</w:t>
       </w:r>
     </w:p>
     <w:p>
       <w:pPr>
-        <w:pStyle w:val="ListBullet"/>
+        <w:pStyle w:val="ListNumber"/>
       </w:pPr>
       <w:r>
         <w:rPr>
@@ -87,12 +87,12 @@
           <w:b w:val="0"/>
           <w:sz w:val="22"/>
         </w:rPr>
-        <w:t>Дар саҳифаи вуруд, логин ва рамзи ҳисоби завучи худро ворид кунед.</w:t>
+        <w:t>Дар саҳифаи вуруд логин ва рамзи худро ворид кунед.</w:t>
       </w:r>
     </w:p>
     <w:p>
       <w:pPr>
-        <w:pStyle w:val="ListBullet"/>
+        <w:pStyle w:val="ListNumber"/>
       </w:pPr>
       <w:r>
         <w:rPr>
@@ -100,12 +100,12 @@
           <w:b w:val="0"/>
           <w:sz w:val="22"/>
         </w:rPr>
-        <w:t>Логинҳои маъмул ба шакли zavuch_M{id} мебошанд, масалан zavuch_M1, zavuch_M2 ва ғ.</w:t>
+        <w:t>Логинҳои завуч ба шакли zavuch_M{id} мебошанд, масалан zavuch_M1 барои муассисаи №1.</w:t>
       </w:r>
     </w:p>
     <w:p>
       <w:pPr>
-        <w:pStyle w:val="ListBullet"/>
+        <w:pStyle w:val="ListNumber"/>
       </w:pPr>
       <w:r>
         <w:rPr>
@@ -113,7 +113,7 @@
           <w:b w:val="0"/>
           <w:sz w:val="22"/>
         </w:rPr>
-        <w:t>Рамз ҳангоми сохтани ҳисоб дода шудааст. Агар рамзро фаромӯш карда бошед, бо администратор Оҳсар Дӯсарович тамос гиред.</w:t>
+        <w:t>Рамз ҳангоми бақайдгирӣ дода шудааст. Агар онро фаромӯш карда бошед, бо Оҳсар Дӯсарович тамос гиред.</w:t>
       </w:r>
     </w:p>
     <w:tbl>
@@ -141,7 +141,7 @@
                 <w:color w:val="FFFFFF"/>
                 <w:sz w:val="22"/>
               </w:rPr>
-              <w:t>Логин</w:t>
+              <w:t>Рол</w:t>
             </w:r>
           </w:p>
         </w:tc>
@@ -158,7 +158,7 @@
                 <w:color w:val="FFFFFF"/>
                 <w:sz w:val="22"/>
               </w:rPr>
-              <w:t>Рамзи намоишӣ</w:t>
+              <w:t>Логин (намуна)</w:t>
             </w:r>
           </w:p>
         </w:tc>
@@ -175,12 +175,74 @@
                 <w:color w:val="FFFFFF"/>
                 <w:sz w:val="22"/>
               </w:rPr>
-              <w:t>Рол</w:t>
+              <w:t>Рамз (намуна)</w:t>
             </w:r>
           </w:p>
         </w:tc>
       </w:tr>
       <w:tr>
+        <w:tc>
+          <w:tcPr>
+            <w:tcW w:type="dxa" w:w="2880"/>
+          </w:tcPr>
+          <w:p>
+            <w:r>
+              <w:rPr>
+                <w:rFonts w:ascii="Calibri" w:hAnsi="Calibri"/>
+                <w:b w:val="0"/>
+                <w:sz w:val="22"/>
+              </w:rPr>
+              <w:t>Маориф мудир</w:t>
+            </w:r>
+          </w:p>
+        </w:tc>
+        <w:tc>
+          <w:tcPr>
+            <w:tcW w:type="dxa" w:w="2880"/>
+          </w:tcPr>
+          <w:p>
+            <w:r>
+              <w:rPr>
+                <w:rFonts w:ascii="Calibri" w:hAnsi="Calibri"/>
+                <w:b w:val="0"/>
+                <w:sz w:val="22"/>
+              </w:rPr>
+              <w:t>director</w:t>
+            </w:r>
+          </w:p>
+        </w:tc>
+        <w:tc>
+          <w:tcPr>
+            <w:tcW w:type="dxa" w:w="2880"/>
+          </w:tcPr>
+          <w:p>
+            <w:r>
+              <w:rPr>
+                <w:rFonts w:ascii="Calibri" w:hAnsi="Calibri"/>
+                <w:b w:val="0"/>
+                <w:sz w:val="22"/>
+              </w:rPr>
+              <w:t>Director_2026</w:t>
+            </w:r>
+          </w:p>
+        </w:tc>
+      </w:tr>
+      <w:tr>
+        <w:tc>
+          <w:tcPr>
+            <w:tcW w:type="dxa" w:w="2880"/>
+          </w:tcPr>
+          <w:p>
+            <w:r>
+              <w:rPr>
+                <w:rFonts w:ascii="Calibri" w:hAnsi="Calibri"/>
+                <w:b w:val="0"/>
+                <w:sz w:val="22"/>
+              </w:rPr>
+              <w:t>Завуч / Ҳамоҳангсоз</w:t>
+            </w:r>
+          </w:p>
+        </w:tc>
         <w:tc>
           <w:tcPr>
             <w:tcW w:type="dxa" w:w="2880"/>
@@ -211,21 +273,6 @@
             </w:r>
           </w:p>
         </w:tc>
-        <w:tc>
-          <w:tcPr>
-            <w:tcW w:type="dxa" w:w="2880"/>
-          </w:tcPr>
-          <w:p>
-            <w:r>
-              <w:rPr>
-                <w:rFonts w:ascii="Calibri" w:hAnsi="Calibri"/>
-                <w:b w:val="0"/>
-                <w:sz w:val="22"/>
-              </w:rPr>
-              <w:t>Ҳамоҳангсоз</w:t>
-            </w:r>
-          </w:p>
-        </w:tc>
       </w:tr>
       <w:tr>
         <w:tc>
@@ -239,7 +286,7 @@
                 <w:b w:val="0"/>
                 <w:sz w:val="22"/>
               </w:rPr>
-              <w:t>zavuch_M5</w:t>
+              <w:t>Омӯзгор</w:t>
             </w:r>
           </w:p>
         </w:tc>
@@ -254,7 +301,7 @@
                 <w:b w:val="0"/>
                 <w:sz w:val="22"/>
               </w:rPr>
-              <w:t>Zavuch_M5@2026</w:t>
+              <w:t>teacher_M1_1</w:t>
             </w:r>
           </w:p>
         </w:tc>
@@ -269,466 +316,7 @@
                 <w:b w:val="0"/>
                 <w:sz w:val="22"/>
               </w:rPr>
-              <w:t>Ҳамоҳангсоз</w:t>
-            </w:r>
-          </w:p>
-        </w:tc>
-      </w:tr>
-    </w:tbl>
-    <w:p/>
-    <w:tbl>
-      <w:tblPr>
-        <w:tblW w:type="auto" w:w="0"/>
-        <w:tblLayout w:type="fixed"/>
-        <w:tblLook w:firstColumn="1" w:firstRow="1" w:lastColumn="0" w:lastRow="0" w:noHBand="0" w:noVBand="1" w:val="04A0"/>
-      </w:tblPr>
-      <w:tblGrid>
-        <w:gridCol w:w="8640"/>
-      </w:tblGrid>
-      <w:tr>
-        <w:tc>
-          <w:tcPr>
-            <w:tcW w:type="dxa" w:w="8640"/>
-            <w:shd w:fill="FFF3CD"/>
-          </w:tcPr>
-          <w:p>
-            <w:r>
-              <w:rPr>
-                <w:rFonts w:ascii="Calibri" w:hAnsi="Calibri"/>
-                <w:b/>
-                <w:color w:val="856404"/>
-                <w:sz w:val="22"/>
-              </w:rPr>
-              <w:t>Эзоҳи муҳим:</w:t>
-            </w:r>
-          </w:p>
-          <w:p>
-            <w:r>
-              <w:rPr>
-                <w:rFonts w:ascii="Calibri" w:hAnsi="Calibri"/>
-                <w:b w:val="0"/>
-                <w:sz w:val="22"/>
-              </w:rPr>
-              <w:t>Логин ва рамзро бо дигарон нашарик кунед. Дар сурати шубҳа дар бехатарии ҳисоб, дарҳол онро иваз намоед.</w:t>
-            </w:r>
-          </w:p>
-        </w:tc>
-      </w:tr>
-    </w:tbl>
-    <w:p/>
-    <w:p>
-      <w:pPr>
-        <w:pStyle w:val="Heading2"/>
-      </w:pPr>
-      <w:r>
-        <w:rPr>
-          <w:rFonts w:ascii="Calibri" w:hAnsi="Calibri"/>
-          <w:b/>
-          <w:color w:val="003366"/>
-          <w:sz w:val="28"/>
-        </w:rPr>
-        <w:t>2. Идоракунии Синфҳо</w:t>
-      </w:r>
-    </w:p>
-    <w:p>
-      <w:r>
-        <w:rPr>
-          <w:rFonts w:ascii="Calibri" w:hAnsi="Calibri"/>
-          <w:b w:val="0"/>
-          <w:sz w:val="22"/>
-        </w:rPr>
-        <w:t>Пас аз вуруд, аз менюи асосӣ "Муассисаҳо"-ро интихоб карда, муассисаи худро кушоед. Сипас "Синфҳо"-ро зер кунед.</w:t>
-      </w:r>
-    </w:p>
-    <w:p>
-      <w:pPr>
-        <w:pStyle w:val="ListBullet"/>
-      </w:pPr>
-      <w:r>
-        <w:rPr>
-          <w:rFonts w:ascii="Calibri" w:hAnsi="Calibri"/>
-          <w:b w:val="0"/>
-          <w:sz w:val="22"/>
-        </w:rPr>
-        <w:t>Саҳифаи Синфҳо рӯйхати синфҳои муассисаро нишон медиҳад.</w:t>
-      </w:r>
-    </w:p>
-    <w:p>
-      <w:pPr>
-        <w:pStyle w:val="ListBullet"/>
-      </w:pPr>
-      <w:r>
-        <w:rPr>
-          <w:rFonts w:ascii="Calibri" w:hAnsi="Calibri"/>
-          <w:b w:val="0"/>
-          <w:sz w:val="22"/>
-        </w:rPr>
-        <w:t>Ҳар синф аз рӯи хонандагоне, ки ворид карда шудаанд, ба таври худкор пайдо мешавад.</w:t>
-      </w:r>
-    </w:p>
-    <w:p>
-      <w:pPr>
-        <w:pStyle w:val="ListBullet"/>
-      </w:pPr>
-      <w:r>
-        <w:rPr>
-          <w:rFonts w:ascii="Calibri" w:hAnsi="Calibri"/>
-          <w:b w:val="0"/>
-          <w:sz w:val="22"/>
-        </w:rPr>
-        <w:t>Барои дидани рӯйхати хонандагони синф, дар сатри он синф тугмаи "Холҳо"-ро зер кунед.</w:t>
-      </w:r>
-    </w:p>
-    <w:p>
-      <w:pPr>
-        <w:pStyle w:val="ListBullet"/>
-      </w:pPr>
-      <w:r>
-        <w:rPr>
-          <w:rFonts w:ascii="Calibri" w:hAnsi="Calibri"/>
-          <w:b w:val="0"/>
-          <w:sz w:val="22"/>
-        </w:rPr>
-        <w:t>Барои иловаи синфи нав, аввал хонандагони он синфро ё дастӣ ворид кунед, ё шаблони Excel-ро истифода баред.</w:t>
-      </w:r>
-    </w:p>
-    <w:p>
-      <w:pPr>
-        <w:pStyle w:val="Heading2"/>
-      </w:pPr>
-      <w:r>
-        <w:rPr>
-          <w:rFonts w:ascii="Calibri" w:hAnsi="Calibri"/>
-          <w:b/>
-          <w:color w:val="003366"/>
-          <w:sz w:val="28"/>
-        </w:rPr>
-        <w:t>3. Боргирии шаблони хонандагон (Excel) ва воридоти он</w:t>
-      </w:r>
-    </w:p>
-    <w:p>
-      <w:r>
-        <w:rPr>
-          <w:rFonts w:ascii="Calibri" w:hAnsi="Calibri"/>
-          <w:b w:val="0"/>
-          <w:sz w:val="22"/>
-        </w:rPr>
-        <w:t>Портал шаблони оқилонаи Excel дорад, ки рақами хонандаро ба таври худкор месозад.</w:t>
-      </w:r>
-    </w:p>
-    <w:p>
-      <w:pPr>
-        <w:pStyle w:val="ListBullet"/>
-      </w:pPr>
-      <w:r>
-        <w:rPr>
-          <w:rFonts w:ascii="Calibri" w:hAnsi="Calibri"/>
-          <w:b w:val="0"/>
-          <w:sz w:val="22"/>
-        </w:rPr>
-        <w:t>Аз саҳифаи "Синфҳо" ё саҳифаи ҷузъиёти синф, тугмаи "Боргирии шаблон"-ро зер кунед.</w:t>
-      </w:r>
-    </w:p>
-    <w:p>
-      <w:pPr>
-        <w:pStyle w:val="ListBullet"/>
-      </w:pPr>
-      <w:r>
-        <w:rPr>
-          <w:rFonts w:ascii="Calibri" w:hAnsi="Calibri"/>
-          <w:b w:val="0"/>
-          <w:sz w:val="22"/>
-        </w:rPr>
-        <w:t>Файли Excel-ро кушода, танҳо сутунҳои "Ному насаб" (C) ва "Синф" (D) -ро пур кунед.</w:t>
-      </w:r>
-    </w:p>
-    <w:p>
-      <w:pPr>
-        <w:pStyle w:val="ListBullet"/>
-      </w:pPr>
-      <w:r>
-        <w:rPr>
-          <w:rFonts w:ascii="Calibri" w:hAnsi="Calibri"/>
-          <w:b w:val="0"/>
-          <w:sz w:val="22"/>
-        </w:rPr>
-        <w:t>Сутунҳои "№ мактаб" (A) ва "№ синф" (B) дорои формула ҳастанд. Онҳоро тағйир надиҳед.</w:t>
-      </w:r>
-    </w:p>
-    <w:p>
-      <w:pPr>
-        <w:pStyle w:val="ListBullet"/>
-      </w:pPr>
-      <w:r>
-        <w:rPr>
-          <w:rFonts w:ascii="Calibri" w:hAnsi="Calibri"/>
-          <w:b w:val="0"/>
-          <w:sz w:val="22"/>
-        </w:rPr>
-        <w:t>Баъди пур кардан, файлро нигоҳ дошта, ба портал боз гардед.</w:t>
-      </w:r>
-    </w:p>
-    <w:p>
-      <w:pPr>
-        <w:pStyle w:val="ListBullet"/>
-      </w:pPr>
-      <w:r>
-        <w:rPr>
-          <w:rFonts w:ascii="Calibri" w:hAnsi="Calibri"/>
-          <w:b w:val="0"/>
-          <w:sz w:val="22"/>
-        </w:rPr>
-        <w:t>Тугмаи "Воридоти Excel"-ро зер карда, файлро интихоб ва бор кунед.</w:t>
-      </w:r>
-    </w:p>
-    <w:tbl>
-      <w:tblPr>
-        <w:tblStyle w:val="TableGrid"/>
-        <w:tblW w:type="auto" w:w="0"/>
-        <w:tblLook w:firstColumn="1" w:firstRow="1" w:lastColumn="0" w:lastRow="0" w:noHBand="0" w:noVBand="1" w:val="04A0"/>
-      </w:tblPr>
-      <w:tblGrid>
-        <w:gridCol w:w="2880"/>
-        <w:gridCol w:w="2880"/>
-        <w:gridCol w:w="2880"/>
-      </w:tblGrid>
-      <w:tr>
-        <w:tc>
-          <w:tcPr>
-            <w:tcW w:type="dxa" w:w="2880"/>
-            <w:shd w:fill="003366"/>
-          </w:tcPr>
-          <w:p>
-            <w:r>
-              <w:rPr>
-                <w:rFonts w:ascii="Calibri" w:hAnsi="Calibri"/>
-                <w:b/>
-                <w:color w:val="FFFFFF"/>
-                <w:sz w:val="22"/>
-              </w:rPr>
-              <w:t>Амал</w:t>
-            </w:r>
-          </w:p>
-        </w:tc>
-        <w:tc>
-          <w:tcPr>
-            <w:tcW w:type="dxa" w:w="2880"/>
-            <w:shd w:fill="003366"/>
-          </w:tcPr>
-          <w:p>
-            <w:r>
-              <w:rPr>
-                <w:rFonts w:ascii="Calibri" w:hAnsi="Calibri"/>
-                <w:b/>
-                <w:color w:val="FFFFFF"/>
-                <w:sz w:val="22"/>
-              </w:rPr>
-              <w:t>Сутун</w:t>
-            </w:r>
-          </w:p>
-        </w:tc>
-        <w:tc>
-          <w:tcPr>
-            <w:tcW w:type="dxa" w:w="2880"/>
-            <w:shd w:fill="003366"/>
-          </w:tcPr>
-          <w:p>
-            <w:r>
-              <w:rPr>
-                <w:rFonts w:ascii="Calibri" w:hAnsi="Calibri"/>
-                <w:b/>
-                <w:color w:val="FFFFFF"/>
-                <w:sz w:val="22"/>
-              </w:rPr>
-              <w:t>Шарҳ</w:t>
-            </w:r>
-          </w:p>
-        </w:tc>
-      </w:tr>
-      <w:tr>
-        <w:tc>
-          <w:tcPr>
-            <w:tcW w:type="dxa" w:w="2880"/>
-          </w:tcPr>
-          <w:p>
-            <w:r>
-              <w:rPr>
-                <w:rFonts w:ascii="Calibri" w:hAnsi="Calibri"/>
-                <w:b w:val="0"/>
-                <w:sz w:val="22"/>
-              </w:rPr>
-              <w:t>Боргирӣ</w:t>
-            </w:r>
-          </w:p>
-        </w:tc>
-        <w:tc>
-          <w:tcPr>
-            <w:tcW w:type="dxa" w:w="2880"/>
-          </w:tcPr>
-          <w:p>
-            <w:r>
-              <w:rPr>
-                <w:rFonts w:ascii="Calibri" w:hAnsi="Calibri"/>
-                <w:b w:val="0"/>
-                <w:sz w:val="22"/>
-              </w:rPr>
-              <w:t>A</w:t>
-            </w:r>
-          </w:p>
-        </w:tc>
-        <w:tc>
-          <w:tcPr>
-            <w:tcW w:type="dxa" w:w="2880"/>
-          </w:tcPr>
-          <w:p>
-            <w:r>
-              <w:rPr>
-                <w:rFonts w:ascii="Calibri" w:hAnsi="Calibri"/>
-                <w:b w:val="0"/>
-                <w:sz w:val="22"/>
-              </w:rPr>
-              <w:t>Формулаи рақами мактаб - ғайрифаъол аст</w:t>
-            </w:r>
-          </w:p>
-        </w:tc>
-      </w:tr>
-      <w:tr>
-        <w:tc>
-          <w:tcPr>
-            <w:tcW w:type="dxa" w:w="2880"/>
-          </w:tcPr>
-          <w:p>
-            <w:r>
-              <w:rPr>
-                <w:rFonts w:ascii="Calibri" w:hAnsi="Calibri"/>
-                <w:b w:val="0"/>
-                <w:sz w:val="22"/>
-              </w:rPr>
-              <w:t>Боргирӣ</w:t>
-            </w:r>
-          </w:p>
-        </w:tc>
-        <w:tc>
-          <w:tcPr>
-            <w:tcW w:type="dxa" w:w="2880"/>
-          </w:tcPr>
-          <w:p>
-            <w:r>
-              <w:rPr>
-                <w:rFonts w:ascii="Calibri" w:hAnsi="Calibri"/>
-                <w:b w:val="0"/>
-                <w:sz w:val="22"/>
-              </w:rPr>
-              <w:t>B</w:t>
-            </w:r>
-          </w:p>
-        </w:tc>
-        <w:tc>
-          <w:tcPr>
-            <w:tcW w:type="dxa" w:w="2880"/>
-          </w:tcPr>
-          <w:p>
-            <w:r>
-              <w:rPr>
-                <w:rFonts w:ascii="Calibri" w:hAnsi="Calibri"/>
-                <w:b w:val="0"/>
-                <w:sz w:val="22"/>
-              </w:rPr>
-              <w:t>Формулаи рақами синф - ғайрифаъол аст</w:t>
-            </w:r>
-          </w:p>
-        </w:tc>
-      </w:tr>
-      <w:tr>
-        <w:tc>
-          <w:tcPr>
-            <w:tcW w:type="dxa" w:w="2880"/>
-          </w:tcPr>
-          <w:p>
-            <w:r>
-              <w:rPr>
-                <w:rFonts w:ascii="Calibri" w:hAnsi="Calibri"/>
-                <w:b w:val="0"/>
-                <w:sz w:val="22"/>
-              </w:rPr>
-              <w:t>Пур кардан</w:t>
-            </w:r>
-          </w:p>
-        </w:tc>
-        <w:tc>
-          <w:tcPr>
-            <w:tcW w:type="dxa" w:w="2880"/>
-          </w:tcPr>
-          <w:p>
-            <w:r>
-              <w:rPr>
-                <w:rFonts w:ascii="Calibri" w:hAnsi="Calibri"/>
-                <w:b w:val="0"/>
-                <w:sz w:val="22"/>
-              </w:rPr>
-              <w:t>C</w:t>
-            </w:r>
-          </w:p>
-        </w:tc>
-        <w:tc>
-          <w:tcPr>
-            <w:tcW w:type="dxa" w:w="2880"/>
-          </w:tcPr>
-          <w:p>
-            <w:r>
-              <w:rPr>
-                <w:rFonts w:ascii="Calibri" w:hAnsi="Calibri"/>
-                <w:b w:val="0"/>
-                <w:sz w:val="22"/>
-              </w:rPr>
-              <w:t>Ному насаби хонанда</w:t>
-            </w:r>
-          </w:p>
-        </w:tc>
-      </w:tr>
-      <w:tr>
-        <w:tc>
-          <w:tcPr>
-            <w:tcW w:type="dxa" w:w="2880"/>
-          </w:tcPr>
-          <w:p>
-            <w:r>
-              <w:rPr>
-                <w:rFonts w:ascii="Calibri" w:hAnsi="Calibri"/>
-                <w:b w:val="0"/>
-                <w:sz w:val="22"/>
-              </w:rPr>
-              <w:t>Пур кардан</w:t>
-            </w:r>
-          </w:p>
-        </w:tc>
-        <w:tc>
-          <w:tcPr>
-            <w:tcW w:type="dxa" w:w="2880"/>
-          </w:tcPr>
-          <w:p>
-            <w:r>
-              <w:rPr>
-                <w:rFonts w:ascii="Calibri" w:hAnsi="Calibri"/>
-                <w:b w:val="0"/>
-                <w:sz w:val="22"/>
-              </w:rPr>
-              <w:t>D</w:t>
-            </w:r>
-          </w:p>
-        </w:tc>
-        <w:tc>
-          <w:tcPr>
-            <w:tcW w:type="dxa" w:w="2880"/>
-          </w:tcPr>
-          <w:p>
-            <w:r>
-              <w:rPr>
-                <w:rFonts w:ascii="Calibri" w:hAnsi="Calibri"/>
-                <w:b w:val="0"/>
-                <w:sz w:val="22"/>
-              </w:rPr>
-              <w:t>Синф, масалан 11-А, 10-Б</w:t>
+              <w:t>Teacher_M1_1@2026</w:t>
             </w:r>
           </w:p>
         </w:tc>
@@ -768,7 +356,584 @@
                 <w:b w:val="0"/>
                 <w:sz w:val="22"/>
               </w:rPr>
-              <w:t>Агар шаблонро бо телефон ё барномаҳои дигари Excel кушодед, аз тағйир додани сутунҳои A ва B худдорӣ кунед. Ин сутунҳо барои ҳифзи формулаҳо қулф карда шудаанд.</w:t>
+              <w:t>Логин ва рамзро бо дигарон нашарик намоед. Дар сурати шубҳа дар бехатарии ҳисоб, дарҳол онро иваз кунед.</w:t>
+            </w:r>
+          </w:p>
+        </w:tc>
+      </w:tr>
+    </w:tbl>
+    <w:p/>
+    <w:p>
+      <w:pPr>
+        <w:pStyle w:val="Heading1"/>
+      </w:pPr>
+      <w:r>
+        <w:rPr>
+          <w:rFonts w:ascii="Calibri" w:hAnsi="Calibri"/>
+          <w:b/>
+          <w:color w:val="003366"/>
+          <w:sz w:val="32"/>
+        </w:rPr>
+        <w:t>2. Идоракунии синфҳо</w:t>
+      </w:r>
+    </w:p>
+    <w:p>
+      <w:r>
+        <w:rPr>
+          <w:rFonts w:ascii="Calibri" w:hAnsi="Calibri"/>
+          <w:b w:val="0"/>
+          <w:sz w:val="22"/>
+        </w:rPr>
+        <w:t>Пас аз вуруд, аз менюи асосӣ «Муассисаҳо»-ро зер карда, муассисаи худро интихоб намоед. Сипас «Синфҳо»-ро пахш кунед.</w:t>
+      </w:r>
+    </w:p>
+    <w:p>
+      <w:pPr>
+        <w:pStyle w:val="ListBullet"/>
+      </w:pPr>
+      <w:r>
+        <w:rPr>
+          <w:rFonts w:ascii="Calibri" w:hAnsi="Calibri"/>
+          <w:b w:val="0"/>
+          <w:sz w:val="22"/>
+        </w:rPr>
+        <w:t>Саҳифаи «Синфҳо» рӯйхати синфҳои муассисаро нишон медиҳад.</w:t>
+      </w:r>
+    </w:p>
+    <w:p>
+      <w:pPr>
+        <w:pStyle w:val="ListBullet"/>
+      </w:pPr>
+      <w:r>
+        <w:rPr>
+          <w:rFonts w:ascii="Calibri" w:hAnsi="Calibri"/>
+          <w:b w:val="0"/>
+          <w:sz w:val="22"/>
+        </w:rPr>
+        <w:t>Ҳар як синф аз рӯи хонандагоне, ки ворид шудаанд, ба таври худкор пайдо мешавад.</w:t>
+      </w:r>
+    </w:p>
+    <w:p>
+      <w:pPr>
+        <w:pStyle w:val="ListBullet"/>
+      </w:pPr>
+      <w:r>
+        <w:rPr>
+          <w:rFonts w:ascii="Calibri" w:hAnsi="Calibri"/>
+          <w:b w:val="0"/>
+          <w:sz w:val="22"/>
+        </w:rPr>
+        <w:t>Барои дидани рӯйхати хонандагони синф, дар сатри он синф тугмаи «Холҳо»-ро зер кунед.</w:t>
+      </w:r>
+    </w:p>
+    <w:p>
+      <w:pPr>
+        <w:pStyle w:val="ListBullet"/>
+      </w:pPr>
+      <w:r>
+        <w:rPr>
+          <w:rFonts w:ascii="Calibri" w:hAnsi="Calibri"/>
+          <w:b w:val="0"/>
+          <w:sz w:val="22"/>
+        </w:rPr>
+        <w:t>Барои иловаи синфи нав, аввал хонандагони он синфро ё дастӣ ворид кунед, ё шаблони Excel-ро истифода баред.</w:t>
+      </w:r>
+    </w:p>
+    <w:p>
+      <w:pPr>
+        <w:pStyle w:val="ListBullet"/>
+      </w:pPr>
+      <w:r>
+        <w:rPr>
+          <w:rFonts w:ascii="Calibri" w:hAnsi="Calibri"/>
+          <w:b w:val="0"/>
+          <w:sz w:val="22"/>
+        </w:rPr>
+        <w:t>Синфҳои нав ҳангоми воридкунии аввалин хонанда аз Excel ё дастӣ ба таври худкор пайдо мешаванд.</w:t>
+      </w:r>
+    </w:p>
+    <w:p>
+      <w:pPr>
+        <w:pStyle w:val="Heading1"/>
+      </w:pPr>
+      <w:r>
+        <w:rPr>
+          <w:rFonts w:ascii="Calibri" w:hAnsi="Calibri"/>
+          <w:b/>
+          <w:color w:val="003366"/>
+          <w:sz w:val="32"/>
+        </w:rPr>
+        <w:t>3. Вориди якбораи хонандагон тавассути Excel</w:t>
+      </w:r>
+    </w:p>
+    <w:p>
+      <w:r>
+        <w:rPr>
+          <w:rFonts w:ascii="Calibri" w:hAnsi="Calibri"/>
+          <w:b w:val="0"/>
+          <w:sz w:val="22"/>
+        </w:rPr>
+        <w:t>Барои суръат бахшидани вориди рӯйхати хонандагон, портал шаблони оқилонаи Excel дорад. Ин шаблон рақами хонандаро ба таври худкор месозад.</w:t>
+      </w:r>
+    </w:p>
+    <w:p>
+      <w:pPr>
+        <w:pStyle w:val="Heading2"/>
+      </w:pPr>
+      <w:r>
+        <w:rPr>
+          <w:rFonts w:ascii="Calibri" w:hAnsi="Calibri"/>
+          <w:b/>
+          <w:color w:val="003366"/>
+          <w:sz w:val="28"/>
+        </w:rPr>
+        <w:t>3.1. Боргирии шаблон</w:t>
+      </w:r>
+    </w:p>
+    <w:p>
+      <w:pPr>
+        <w:pStyle w:val="ListNumber"/>
+      </w:pPr>
+      <w:r>
+        <w:rPr>
+          <w:rFonts w:ascii="Calibri" w:hAnsi="Calibri"/>
+          <w:b w:val="0"/>
+          <w:sz w:val="22"/>
+        </w:rPr>
+        <w:t>Аз саҳифаи «Синфҳо» ё аз саҳифаи ҷузъиёти синф, тугмаи «Боргирии шаблон»-ро зер кунед.</w:t>
+      </w:r>
+    </w:p>
+    <w:p>
+      <w:pPr>
+        <w:pStyle w:val="ListNumber"/>
+      </w:pPr>
+      <w:r>
+        <w:rPr>
+          <w:rFonts w:ascii="Calibri" w:hAnsi="Calibri"/>
+          <w:b w:val="0"/>
+          <w:sz w:val="22"/>
+        </w:rPr>
+        <w:t>Файли «Шаблони_Хонандагон.xlsx» ба компютератон бор гирифта мешавад.</w:t>
+      </w:r>
+    </w:p>
+    <w:p>
+      <w:pPr>
+        <w:pStyle w:val="ListNumber"/>
+      </w:pPr>
+      <w:r>
+        <w:rPr>
+          <w:rFonts w:ascii="Calibri" w:hAnsi="Calibri"/>
+          <w:b w:val="0"/>
+          <w:sz w:val="22"/>
+        </w:rPr>
+        <w:t>Шаблонро бо Microsoft Excel ё LibreOffice Calc кушоед.</w:t>
+      </w:r>
+    </w:p>
+    <w:p>
+      <w:pPr>
+        <w:pStyle w:val="Heading2"/>
+      </w:pPr>
+      <w:r>
+        <w:rPr>
+          <w:rFonts w:ascii="Calibri" w:hAnsi="Calibri"/>
+          <w:b/>
+          <w:color w:val="003366"/>
+          <w:sz w:val="28"/>
+        </w:rPr>
+        <w:t>3.2. Пур кардани шаблон</w:t>
+      </w:r>
+    </w:p>
+    <w:p>
+      <w:pPr>
+        <w:pStyle w:val="ListBullet"/>
+      </w:pPr>
+      <w:r>
+        <w:rPr>
+          <w:rFonts w:ascii="Calibri" w:hAnsi="Calibri"/>
+          <w:b w:val="0"/>
+          <w:sz w:val="22"/>
+        </w:rPr>
+        <w:t>Сутуни A — «№ мактаб»: дорои формула аст, онро тағйир надиҳед. Сутун қулф карда шудааст.</w:t>
+      </w:r>
+    </w:p>
+    <w:p>
+      <w:pPr>
+        <w:pStyle w:val="ListBullet"/>
+      </w:pPr>
+      <w:r>
+        <w:rPr>
+          <w:rFonts w:ascii="Calibri" w:hAnsi="Calibri"/>
+          <w:b w:val="0"/>
+          <w:sz w:val="22"/>
+        </w:rPr>
+        <w:t>Сутуни B — «№ синф»: дорои формула аст, онро тағйир надиҳед. Сутун қулф карда шудааст.</w:t>
+      </w:r>
+    </w:p>
+    <w:p>
+      <w:pPr>
+        <w:pStyle w:val="ListBullet"/>
+      </w:pPr>
+      <w:r>
+        <w:rPr>
+          <w:rFonts w:ascii="Calibri" w:hAnsi="Calibri"/>
+          <w:b w:val="0"/>
+          <w:sz w:val="22"/>
+        </w:rPr>
+        <w:t>Сутуни C — «Ному насаб»: номи хонандаро бо ҳарфи калони аввал нависед, масалан «Раҷабов А.». Сутун боз аст.</w:t>
+      </w:r>
+    </w:p>
+    <w:p>
+      <w:pPr>
+        <w:pStyle w:val="ListBullet"/>
+      </w:pPr>
+      <w:r>
+        <w:rPr>
+          <w:rFonts w:ascii="Calibri" w:hAnsi="Calibri"/>
+          <w:b w:val="0"/>
+          <w:sz w:val="22"/>
+        </w:rPr>
+        <w:t>Сутуни D — «Синф»: синфи хонандаро нависед, масалан «11-А», «10-Б», «5-В». Сутуни матнӣ аст.</w:t>
+      </w:r>
+    </w:p>
+    <w:p>
+      <w:pPr>
+        <w:pStyle w:val="ListBullet"/>
+      </w:pPr>
+      <w:r>
+        <w:rPr>
+          <w:rFonts w:ascii="Calibri" w:hAnsi="Calibri"/>
+          <w:b w:val="0"/>
+          <w:sz w:val="22"/>
+        </w:rPr>
+        <w:t>Формат рақами телефон ё рақамҳои дигар: агар қимматҳои рақамӣ ворид кунед, Excel метавонад онҳоро ба рақам табдил диҳад. Барои пешгирии ин, сутунро ҳамчун матн формат кунед ё апостроф гузоред.</w:t>
+      </w:r>
+    </w:p>
+    <w:tbl>
+      <w:tblPr>
+        <w:tblStyle w:val="TableGrid"/>
+        <w:tblW w:type="auto" w:w="0"/>
+        <w:tblLook w:firstColumn="1" w:firstRow="1" w:lastColumn="0" w:lastRow="0" w:noHBand="0" w:noVBand="1" w:val="04A0"/>
+      </w:tblPr>
+      <w:tblGrid>
+        <w:gridCol w:w="2160"/>
+        <w:gridCol w:w="2160"/>
+        <w:gridCol w:w="2160"/>
+        <w:gridCol w:w="2160"/>
+      </w:tblGrid>
+      <w:tr>
+        <w:tc>
+          <w:tcPr>
+            <w:tcW w:type="dxa" w:w="2160"/>
+            <w:shd w:fill="003366"/>
+          </w:tcPr>
+          <w:p>
+            <w:r>
+              <w:rPr>
+                <w:rFonts w:ascii="Calibri" w:hAnsi="Calibri"/>
+                <w:b/>
+                <w:color w:val="FFFFFF"/>
+                <w:sz w:val="22"/>
+              </w:rPr>
+              <w:t>Сутун</w:t>
+            </w:r>
+          </w:p>
+        </w:tc>
+        <w:tc>
+          <w:tcPr>
+            <w:tcW w:type="dxa" w:w="2160"/>
+            <w:shd w:fill="003366"/>
+          </w:tcPr>
+          <w:p>
+            <w:r>
+              <w:rPr>
+                <w:rFonts w:ascii="Calibri" w:hAnsi="Calibri"/>
+                <w:b/>
+                <w:color w:val="FFFFFF"/>
+                <w:sz w:val="22"/>
+              </w:rPr>
+              <w:t>Ном</w:t>
+            </w:r>
+          </w:p>
+        </w:tc>
+        <w:tc>
+          <w:tcPr>
+            <w:tcW w:type="dxa" w:w="2160"/>
+            <w:shd w:fill="003366"/>
+          </w:tcPr>
+          <w:p>
+            <w:r>
+              <w:rPr>
+                <w:rFonts w:ascii="Calibri" w:hAnsi="Calibri"/>
+                <w:b/>
+                <w:color w:val="FFFFFF"/>
+                <w:sz w:val="22"/>
+              </w:rPr>
+              <w:t>Ҳолат</w:t>
+            </w:r>
+          </w:p>
+        </w:tc>
+        <w:tc>
+          <w:tcPr>
+            <w:tcW w:type="dxa" w:w="2160"/>
+            <w:shd w:fill="003366"/>
+          </w:tcPr>
+          <w:p>
+            <w:r>
+              <w:rPr>
+                <w:rFonts w:ascii="Calibri" w:hAnsi="Calibri"/>
+                <w:b/>
+                <w:color w:val="FFFFFF"/>
+                <w:sz w:val="22"/>
+              </w:rPr>
+              <w:t>Шарҳ</w:t>
+            </w:r>
+          </w:p>
+        </w:tc>
+      </w:tr>
+      <w:tr>
+        <w:tc>
+          <w:tcPr>
+            <w:tcW w:type="dxa" w:w="2160"/>
+          </w:tcPr>
+          <w:p>
+            <w:r>
+              <w:rPr>
+                <w:rFonts w:ascii="Calibri" w:hAnsi="Calibri"/>
+                <w:b w:val="0"/>
+                <w:sz w:val="22"/>
+              </w:rPr>
+              <w:t>A</w:t>
+            </w:r>
+          </w:p>
+        </w:tc>
+        <w:tc>
+          <w:tcPr>
+            <w:tcW w:type="dxa" w:w="2160"/>
+          </w:tcPr>
+          <w:p>
+            <w:r>
+              <w:rPr>
+                <w:rFonts w:ascii="Calibri" w:hAnsi="Calibri"/>
+                <w:b w:val="0"/>
+                <w:sz w:val="22"/>
+              </w:rPr>
+              <w:t>№ мактаб</w:t>
+            </w:r>
+          </w:p>
+        </w:tc>
+        <w:tc>
+          <w:tcPr>
+            <w:tcW w:type="dxa" w:w="2160"/>
+          </w:tcPr>
+          <w:p>
+            <w:r>
+              <w:rPr>
+                <w:rFonts w:ascii="Calibri" w:hAnsi="Calibri"/>
+                <w:b w:val="0"/>
+                <w:sz w:val="22"/>
+              </w:rPr>
+              <w:t>Қулф кардашуда</w:t>
+            </w:r>
+          </w:p>
+        </w:tc>
+        <w:tc>
+          <w:tcPr>
+            <w:tcW w:type="dxa" w:w="2160"/>
+          </w:tcPr>
+          <w:p>
+            <w:r>
+              <w:rPr>
+                <w:rFonts w:ascii="Calibri" w:hAnsi="Calibri"/>
+                <w:b w:val="0"/>
+                <w:sz w:val="22"/>
+              </w:rPr>
+              <w:t>Формулаи худкор, дастакалӣ тағйир дода намешавад</w:t>
+            </w:r>
+          </w:p>
+        </w:tc>
+      </w:tr>
+      <w:tr>
+        <w:tc>
+          <w:tcPr>
+            <w:tcW w:type="dxa" w:w="2160"/>
+          </w:tcPr>
+          <w:p>
+            <w:r>
+              <w:rPr>
+                <w:rFonts w:ascii="Calibri" w:hAnsi="Calibri"/>
+                <w:b w:val="0"/>
+                <w:sz w:val="22"/>
+              </w:rPr>
+              <w:t>B</w:t>
+            </w:r>
+          </w:p>
+        </w:tc>
+        <w:tc>
+          <w:tcPr>
+            <w:tcW w:type="dxa" w:w="2160"/>
+          </w:tcPr>
+          <w:p>
+            <w:r>
+              <w:rPr>
+                <w:rFonts w:ascii="Calibri" w:hAnsi="Calibri"/>
+                <w:b w:val="0"/>
+                <w:sz w:val="22"/>
+              </w:rPr>
+              <w:t>№ синф</w:t>
+            </w:r>
+          </w:p>
+        </w:tc>
+        <w:tc>
+          <w:tcPr>
+            <w:tcW w:type="dxa" w:w="2160"/>
+          </w:tcPr>
+          <w:p>
+            <w:r>
+              <w:rPr>
+                <w:rFonts w:ascii="Calibri" w:hAnsi="Calibri"/>
+                <w:b w:val="0"/>
+                <w:sz w:val="22"/>
+              </w:rPr>
+              <w:t>Қулф кардашуда</w:t>
+            </w:r>
+          </w:p>
+        </w:tc>
+        <w:tc>
+          <w:tcPr>
+            <w:tcW w:type="dxa" w:w="2160"/>
+          </w:tcPr>
+          <w:p>
+            <w:r>
+              <w:rPr>
+                <w:rFonts w:ascii="Calibri" w:hAnsi="Calibri"/>
+                <w:b w:val="0"/>
+                <w:sz w:val="22"/>
+              </w:rPr>
+              <w:t>Формулаи худкор барои рақами синф</w:t>
+            </w:r>
+          </w:p>
+        </w:tc>
+      </w:tr>
+      <w:tr>
+        <w:tc>
+          <w:tcPr>
+            <w:tcW w:type="dxa" w:w="2160"/>
+          </w:tcPr>
+          <w:p>
+            <w:r>
+              <w:rPr>
+                <w:rFonts w:ascii="Calibri" w:hAnsi="Calibri"/>
+                <w:b w:val="0"/>
+                <w:sz w:val="22"/>
+              </w:rPr>
+              <w:t>C</w:t>
+            </w:r>
+          </w:p>
+        </w:tc>
+        <w:tc>
+          <w:tcPr>
+            <w:tcW w:type="dxa" w:w="2160"/>
+          </w:tcPr>
+          <w:p>
+            <w:r>
+              <w:rPr>
+                <w:rFonts w:ascii="Calibri" w:hAnsi="Calibri"/>
+                <w:b w:val="0"/>
+                <w:sz w:val="22"/>
+              </w:rPr>
+              <w:t>Ному насаб</w:t>
+            </w:r>
+          </w:p>
+        </w:tc>
+        <w:tc>
+          <w:tcPr>
+            <w:tcW w:type="dxa" w:w="2160"/>
+          </w:tcPr>
+          <w:p>
+            <w:r>
+              <w:rPr>
+                <w:rFonts w:ascii="Calibri" w:hAnsi="Calibri"/>
+                <w:b w:val="0"/>
+                <w:sz w:val="22"/>
+              </w:rPr>
+              <w:t>Боз</w:t>
+            </w:r>
+          </w:p>
+        </w:tc>
+        <w:tc>
+          <w:tcPr>
+            <w:tcW w:type="dxa" w:w="2160"/>
+          </w:tcPr>
+          <w:p>
+            <w:r>
+              <w:rPr>
+                <w:rFonts w:ascii="Calibri" w:hAnsi="Calibri"/>
+                <w:b w:val="0"/>
+                <w:sz w:val="22"/>
+              </w:rPr>
+              <w:t>Номи пурраи хонанда</w:t>
+            </w:r>
+          </w:p>
+        </w:tc>
+      </w:tr>
+      <w:tr>
+        <w:tc>
+          <w:tcPr>
+            <w:tcW w:type="dxa" w:w="2160"/>
+          </w:tcPr>
+          <w:p>
+            <w:r>
+              <w:rPr>
+                <w:rFonts w:ascii="Calibri" w:hAnsi="Calibri"/>
+                <w:b w:val="0"/>
+                <w:sz w:val="22"/>
+              </w:rPr>
+              <w:t>D</w:t>
+            </w:r>
+          </w:p>
+        </w:tc>
+        <w:tc>
+          <w:tcPr>
+            <w:tcW w:type="dxa" w:w="2160"/>
+          </w:tcPr>
+          <w:p>
+            <w:r>
+              <w:rPr>
+                <w:rFonts w:ascii="Calibri" w:hAnsi="Calibri"/>
+                <w:b w:val="0"/>
+                <w:sz w:val="22"/>
+              </w:rPr>
+              <w:t>Синф</w:t>
+            </w:r>
+          </w:p>
+        </w:tc>
+        <w:tc>
+          <w:tcPr>
+            <w:tcW w:type="dxa" w:w="2160"/>
+          </w:tcPr>
+          <w:p>
+            <w:r>
+              <w:rPr>
+                <w:rFonts w:ascii="Calibri" w:hAnsi="Calibri"/>
+                <w:b w:val="0"/>
+                <w:sz w:val="22"/>
+              </w:rPr>
+              <w:t>Боз</w:t>
+            </w:r>
+          </w:p>
+        </w:tc>
+        <w:tc>
+          <w:tcPr>
+            <w:tcW w:type="dxa" w:w="2160"/>
+          </w:tcPr>
+          <w:p>
+            <w:r>
+              <w:rPr>
+                <w:rFonts w:ascii="Calibri" w:hAnsi="Calibri"/>
+                <w:b w:val="0"/>
+                <w:sz w:val="22"/>
+              </w:rPr>
+              <w:t>Синф бо ҳарф, масалан 11-А</w:t>
             </w:r>
           </w:p>
         </w:tc>
@@ -786,7 +951,113 @@
           <w:color w:val="003366"/>
           <w:sz w:val="28"/>
         </w:rPr>
-        <w:t>4. Тезкор ворид кардани Омӯзгорон</w:t>
+        <w:t>3.3. Боркунии файл ба портал</w:t>
+      </w:r>
+    </w:p>
+    <w:p>
+      <w:pPr>
+        <w:pStyle w:val="ListNumber"/>
+      </w:pPr>
+      <w:r>
+        <w:rPr>
+          <w:rFonts w:ascii="Calibri" w:hAnsi="Calibri"/>
+          <w:b w:val="0"/>
+          <w:sz w:val="22"/>
+        </w:rPr>
+        <w:t>Файлро нигоҳ дошта, портал кушоед.</w:t>
+      </w:r>
+    </w:p>
+    <w:p>
+      <w:pPr>
+        <w:pStyle w:val="ListNumber"/>
+      </w:pPr>
+      <w:r>
+        <w:rPr>
+          <w:rFonts w:ascii="Calibri" w:hAnsi="Calibri"/>
+          <w:b w:val="0"/>
+          <w:sz w:val="22"/>
+        </w:rPr>
+        <w:t>Ба саҳифаи «Синфҳо» баргашта, тугмаи «Воридоти Excel»-ро зер кунед.</w:t>
+      </w:r>
+    </w:p>
+    <w:p>
+      <w:pPr>
+        <w:pStyle w:val="ListNumber"/>
+      </w:pPr>
+      <w:r>
+        <w:rPr>
+          <w:rFonts w:ascii="Calibri" w:hAnsi="Calibri"/>
+          <w:b w:val="0"/>
+          <w:sz w:val="22"/>
+        </w:rPr>
+        <w:t>Файли пуршударо интихоб кунед ва бор кунед.</w:t>
+      </w:r>
+    </w:p>
+    <w:p>
+      <w:pPr>
+        <w:pStyle w:val="ListNumber"/>
+      </w:pPr>
+      <w:r>
+        <w:rPr>
+          <w:rFonts w:ascii="Calibri" w:hAnsi="Calibri"/>
+          <w:b w:val="0"/>
+          <w:sz w:val="22"/>
+        </w:rPr>
+        <w:t>Пас аз боркунии муваффақ, хонандагон дар рӯйхати синф пайдо мешаванд.</w:t>
+      </w:r>
+    </w:p>
+    <w:tbl>
+      <w:tblPr>
+        <w:tblW w:type="auto" w:w="0"/>
+        <w:tblLayout w:type="fixed"/>
+        <w:tblLook w:firstColumn="1" w:firstRow="1" w:lastColumn="0" w:lastRow="0" w:noHBand="0" w:noVBand="1" w:val="04A0"/>
+      </w:tblPr>
+      <w:tblGrid>
+        <w:gridCol w:w="8640"/>
+      </w:tblGrid>
+      <w:tr>
+        <w:tc>
+          <w:tcPr>
+            <w:tcW w:type="dxa" w:w="8640"/>
+            <w:shd w:fill="FFF3CD"/>
+          </w:tcPr>
+          <w:p>
+            <w:r>
+              <w:rPr>
+                <w:rFonts w:ascii="Calibri" w:hAnsi="Calibri"/>
+                <w:b/>
+                <w:color w:val="856404"/>
+                <w:sz w:val="22"/>
+              </w:rPr>
+              <w:t>Эзоҳ:</w:t>
+            </w:r>
+          </w:p>
+          <w:p>
+            <w:r>
+              <w:rPr>
+                <w:rFonts w:ascii="Calibri" w:hAnsi="Calibri"/>
+                <w:b w:val="0"/>
+                <w:sz w:val="22"/>
+              </w:rPr>
+              <w:t>Агар сутунҳои A ё B иваз карда шаванд, формулаҳо вайрон мешаванд. Парол барои қуфл: maorif_zafarobod.</w:t>
+            </w:r>
+          </w:p>
+        </w:tc>
+      </w:tr>
+    </w:tbl>
+    <w:p/>
+    <w:p>
+      <w:pPr>
+        <w:pStyle w:val="Heading1"/>
+      </w:pPr>
+      <w:r>
+        <w:rPr>
+          <w:rFonts w:ascii="Calibri" w:hAnsi="Calibri"/>
+          <w:b/>
+          <w:color w:val="003366"/>
+          <w:sz w:val="32"/>
+        </w:rPr>
+        <w:t>4. Вориди якбораи омӯзгорон тавассути Excel</w:t>
       </w:r>
     </w:p>
     <w:p>
@@ -796,12 +1067,12 @@
           <w:b w:val="0"/>
           <w:sz w:val="22"/>
         </w:rPr>
-        <w:t>Барои вориди якбораи омӯзгорон, аз саҳифаи "Омӯзгорон" истифода баред:</w:t>
+        <w:t>Барои суръат бахшидани вориди омӯзгорон, аз шаблони махсус истифода баред.</w:t>
       </w:r>
     </w:p>
     <w:p>
       <w:pPr>
-        <w:pStyle w:val="ListBullet"/>
+        <w:pStyle w:val="ListNumber"/>
       </w:pPr>
       <w:r>
         <w:rPr>
@@ -809,12 +1080,12 @@
           <w:b w:val="0"/>
           <w:sz w:val="22"/>
         </w:rPr>
-        <w:t>Тугмаи "Шаблони омӯзгорон"-ро зер кунед. Файли Shabloni_Omuzgoron.xlsx бор гирифта мешавад.</w:t>
+        <w:t>Аз менюи «Муассисаҳо» муассисаи худро кушоед.</w:t>
       </w:r>
     </w:p>
     <w:p>
       <w:pPr>
-        <w:pStyle w:val="ListBullet"/>
+        <w:pStyle w:val="ListNumber"/>
       </w:pPr>
       <w:r>
         <w:rPr>
@@ -822,12 +1093,12 @@
           <w:b w:val="0"/>
           <w:sz w:val="22"/>
         </w:rPr>
-        <w:t>Сутуни A дорои формулаи рақами худкор аст, онро тағйир надиҳед.</w:t>
+        <w:t>Ба «Омӯзгорон» гузаред.</w:t>
       </w:r>
     </w:p>
     <w:p>
       <w:pPr>
-        <w:pStyle w:val="ListBullet"/>
+        <w:pStyle w:val="ListNumber"/>
       </w:pPr>
       <w:r>
         <w:rPr>
@@ -835,12 +1106,12 @@
           <w:b w:val="0"/>
           <w:sz w:val="22"/>
         </w:rPr>
-        <w:t>Сутунҳои B, C, D ва E-ро бо иттилоои омӯзгор пур кунед: ном, телефон, маълумот ва ихтисос.</w:t>
+        <w:t>Тугмаи «Шаблони омӯзгорон»-ро зер кунед. Файли «Shabloni_Omuzgoron.xlsx» бор гирифта мешавад.</w:t>
       </w:r>
     </w:p>
     <w:p>
       <w:pPr>
-        <w:pStyle w:val="ListBullet"/>
+        <w:pStyle w:val="ListNumber"/>
       </w:pPr>
       <w:r>
         <w:rPr>
@@ -848,12 +1119,419 @@
           <w:b w:val="0"/>
           <w:sz w:val="22"/>
         </w:rPr>
-        <w:t>Файлро нигоҳ дошта, тавассути тугмаи "Воридоти омӯзгорон" бор кунед.</w:t>
+        <w:t>Сутуни A дорои формулаи рақами худкор аст. Сутунҳои B, C, D ва E бозанд.</w:t>
+      </w:r>
+    </w:p>
+    <w:tbl>
+      <w:tblPr>
+        <w:tblStyle w:val="TableGrid"/>
+        <w:tblW w:type="auto" w:w="0"/>
+        <w:tblLook w:firstColumn="1" w:firstRow="1" w:lastColumn="0" w:lastRow="0" w:noHBand="0" w:noVBand="1" w:val="04A0"/>
+      </w:tblPr>
+      <w:tblGrid>
+        <w:gridCol w:w="2160"/>
+        <w:gridCol w:w="2160"/>
+        <w:gridCol w:w="2160"/>
+        <w:gridCol w:w="2160"/>
+      </w:tblGrid>
+      <w:tr>
+        <w:tc>
+          <w:tcPr>
+            <w:tcW w:type="dxa" w:w="2160"/>
+            <w:shd w:fill="003366"/>
+          </w:tcPr>
+          <w:p>
+            <w:r>
+              <w:rPr>
+                <w:rFonts w:ascii="Calibri" w:hAnsi="Calibri"/>
+                <w:b/>
+                <w:color w:val="FFFFFF"/>
+                <w:sz w:val="22"/>
+              </w:rPr>
+              <w:t>Сутун</w:t>
+            </w:r>
+          </w:p>
+        </w:tc>
+        <w:tc>
+          <w:tcPr>
+            <w:tcW w:type="dxa" w:w="2160"/>
+            <w:shd w:fill="003366"/>
+          </w:tcPr>
+          <w:p>
+            <w:r>
+              <w:rPr>
+                <w:rFonts w:ascii="Calibri" w:hAnsi="Calibri"/>
+                <w:b/>
+                <w:color w:val="FFFFFF"/>
+                <w:sz w:val="22"/>
+              </w:rPr>
+              <w:t>Ном</w:t>
+            </w:r>
+          </w:p>
+        </w:tc>
+        <w:tc>
+          <w:tcPr>
+            <w:tcW w:type="dxa" w:w="2160"/>
+            <w:shd w:fill="003366"/>
+          </w:tcPr>
+          <w:p>
+            <w:r>
+              <w:rPr>
+                <w:rFonts w:ascii="Calibri" w:hAnsi="Calibri"/>
+                <w:b/>
+                <w:color w:val="FFFFFF"/>
+                <w:sz w:val="22"/>
+              </w:rPr>
+              <w:t>Ҳолат</w:t>
+            </w:r>
+          </w:p>
+        </w:tc>
+        <w:tc>
+          <w:tcPr>
+            <w:tcW w:type="dxa" w:w="2160"/>
+            <w:shd w:fill="003366"/>
+          </w:tcPr>
+          <w:p>
+            <w:r>
+              <w:rPr>
+                <w:rFonts w:ascii="Calibri" w:hAnsi="Calibri"/>
+                <w:b/>
+                <w:color w:val="FFFFFF"/>
+                <w:sz w:val="22"/>
+              </w:rPr>
+              <w:t>Шарҳ</w:t>
+            </w:r>
+          </w:p>
+        </w:tc>
+      </w:tr>
+      <w:tr>
+        <w:tc>
+          <w:tcPr>
+            <w:tcW w:type="dxa" w:w="2160"/>
+          </w:tcPr>
+          <w:p>
+            <w:r>
+              <w:rPr>
+                <w:rFonts w:ascii="Calibri" w:hAnsi="Calibri"/>
+                <w:b w:val="0"/>
+                <w:sz w:val="22"/>
+              </w:rPr>
+              <w:t>A</w:t>
+            </w:r>
+          </w:p>
+        </w:tc>
+        <w:tc>
+          <w:tcPr>
+            <w:tcW w:type="dxa" w:w="2160"/>
+          </w:tcPr>
+          <w:p>
+            <w:r>
+              <w:rPr>
+                <w:rFonts w:ascii="Calibri" w:hAnsi="Calibri"/>
+                <w:b w:val="0"/>
+                <w:sz w:val="22"/>
+              </w:rPr>
+              <w:t>№</w:t>
+            </w:r>
+          </w:p>
+        </w:tc>
+        <w:tc>
+          <w:tcPr>
+            <w:tcW w:type="dxa" w:w="2160"/>
+          </w:tcPr>
+          <w:p>
+            <w:r>
+              <w:rPr>
+                <w:rFonts w:ascii="Calibri" w:hAnsi="Calibri"/>
+                <w:b w:val="0"/>
+                <w:sz w:val="22"/>
+              </w:rPr>
+              <w:t>Қулф кардашуда</w:t>
+            </w:r>
+          </w:p>
+        </w:tc>
+        <w:tc>
+          <w:tcPr>
+            <w:tcW w:type="dxa" w:w="2160"/>
+          </w:tcPr>
+          <w:p>
+            <w:r>
+              <w:rPr>
+                <w:rFonts w:ascii="Calibri" w:hAnsi="Calibri"/>
+                <w:b w:val="0"/>
+                <w:sz w:val="22"/>
+              </w:rPr>
+              <w:t>Формулаи рақами худкор</w:t>
+            </w:r>
+          </w:p>
+        </w:tc>
+      </w:tr>
+      <w:tr>
+        <w:tc>
+          <w:tcPr>
+            <w:tcW w:type="dxa" w:w="2160"/>
+          </w:tcPr>
+          <w:p>
+            <w:r>
+              <w:rPr>
+                <w:rFonts w:ascii="Calibri" w:hAnsi="Calibri"/>
+                <w:b w:val="0"/>
+                <w:sz w:val="22"/>
+              </w:rPr>
+              <w:t>B</w:t>
+            </w:r>
+          </w:p>
+        </w:tc>
+        <w:tc>
+          <w:tcPr>
+            <w:tcW w:type="dxa" w:w="2160"/>
+          </w:tcPr>
+          <w:p>
+            <w:r>
+              <w:rPr>
+                <w:rFonts w:ascii="Calibri" w:hAnsi="Calibri"/>
+                <w:b w:val="0"/>
+                <w:sz w:val="22"/>
+              </w:rPr>
+              <w:t>Ному насаби омӯзгор</w:t>
+            </w:r>
+          </w:p>
+        </w:tc>
+        <w:tc>
+          <w:tcPr>
+            <w:tcW w:type="dxa" w:w="2160"/>
+          </w:tcPr>
+          <w:p>
+            <w:r>
+              <w:rPr>
+                <w:rFonts w:ascii="Calibri" w:hAnsi="Calibri"/>
+                <w:b w:val="0"/>
+                <w:sz w:val="22"/>
+              </w:rPr>
+              <w:t>Боз</w:t>
+            </w:r>
+          </w:p>
+        </w:tc>
+        <w:tc>
+          <w:tcPr>
+            <w:tcW w:type="dxa" w:w="2160"/>
+          </w:tcPr>
+          <w:p>
+            <w:r>
+              <w:rPr>
+                <w:rFonts w:ascii="Calibri" w:hAnsi="Calibri"/>
+                <w:b w:val="0"/>
+                <w:sz w:val="22"/>
+              </w:rPr>
+              <w:t>Номи пурра</w:t>
+            </w:r>
+          </w:p>
+        </w:tc>
+      </w:tr>
+      <w:tr>
+        <w:tc>
+          <w:tcPr>
+            <w:tcW w:type="dxa" w:w="2160"/>
+          </w:tcPr>
+          <w:p>
+            <w:r>
+              <w:rPr>
+                <w:rFonts w:ascii="Calibri" w:hAnsi="Calibri"/>
+                <w:b w:val="0"/>
+                <w:sz w:val="22"/>
+              </w:rPr>
+              <w:t>C</w:t>
+            </w:r>
+          </w:p>
+        </w:tc>
+        <w:tc>
+          <w:tcPr>
+            <w:tcW w:type="dxa" w:w="2160"/>
+          </w:tcPr>
+          <w:p>
+            <w:r>
+              <w:rPr>
+                <w:rFonts w:ascii="Calibri" w:hAnsi="Calibri"/>
+                <w:b w:val="0"/>
+                <w:sz w:val="22"/>
+              </w:rPr>
+              <w:t>Рақами телефон</w:t>
+            </w:r>
+          </w:p>
+        </w:tc>
+        <w:tc>
+          <w:tcPr>
+            <w:tcW w:type="dxa" w:w="2160"/>
+          </w:tcPr>
+          <w:p>
+            <w:r>
+              <w:rPr>
+                <w:rFonts w:ascii="Calibri" w:hAnsi="Calibri"/>
+                <w:b w:val="0"/>
+                <w:sz w:val="22"/>
+              </w:rPr>
+              <w:t>Боз, матн</w:t>
+            </w:r>
+          </w:p>
+        </w:tc>
+        <w:tc>
+          <w:tcPr>
+            <w:tcW w:type="dxa" w:w="2160"/>
+          </w:tcPr>
+          <w:p>
+            <w:r>
+              <w:rPr>
+                <w:rFonts w:ascii="Calibri" w:hAnsi="Calibri"/>
+                <w:b w:val="0"/>
+                <w:sz w:val="22"/>
+              </w:rPr>
+              <w:t>Масалан +992901234567</w:t>
+            </w:r>
+          </w:p>
+        </w:tc>
+      </w:tr>
+      <w:tr>
+        <w:tc>
+          <w:tcPr>
+            <w:tcW w:type="dxa" w:w="2160"/>
+          </w:tcPr>
+          <w:p>
+            <w:r>
+              <w:rPr>
+                <w:rFonts w:ascii="Calibri" w:hAnsi="Calibri"/>
+                <w:b w:val="0"/>
+                <w:sz w:val="22"/>
+              </w:rPr>
+              <w:t>D</w:t>
+            </w:r>
+          </w:p>
+        </w:tc>
+        <w:tc>
+          <w:tcPr>
+            <w:tcW w:type="dxa" w:w="2160"/>
+          </w:tcPr>
+          <w:p>
+            <w:r>
+              <w:rPr>
+                <w:rFonts w:ascii="Calibri" w:hAnsi="Calibri"/>
+                <w:b w:val="0"/>
+                <w:sz w:val="22"/>
+              </w:rPr>
+              <w:t>Маълумот</w:t>
+            </w:r>
+          </w:p>
+        </w:tc>
+        <w:tc>
+          <w:tcPr>
+            <w:tcW w:type="dxa" w:w="2160"/>
+          </w:tcPr>
+          <w:p>
+            <w:r>
+              <w:rPr>
+                <w:rFonts w:ascii="Calibri" w:hAnsi="Calibri"/>
+                <w:b w:val="0"/>
+                <w:sz w:val="22"/>
+              </w:rPr>
+              <w:t>Боз</w:t>
+            </w:r>
+          </w:p>
+        </w:tc>
+        <w:tc>
+          <w:tcPr>
+            <w:tcW w:type="dxa" w:w="2160"/>
+          </w:tcPr>
+          <w:p>
+            <w:r>
+              <w:rPr>
+                <w:rFonts w:ascii="Calibri" w:hAnsi="Calibri"/>
+                <w:b w:val="0"/>
+                <w:sz w:val="22"/>
+              </w:rPr>
+              <w:t>Дараҷаи таълимӣ</w:t>
+            </w:r>
+          </w:p>
+        </w:tc>
+      </w:tr>
+      <w:tr>
+        <w:tc>
+          <w:tcPr>
+            <w:tcW w:type="dxa" w:w="2160"/>
+          </w:tcPr>
+          <w:p>
+            <w:r>
+              <w:rPr>
+                <w:rFonts w:ascii="Calibri" w:hAnsi="Calibri"/>
+                <w:b w:val="0"/>
+                <w:sz w:val="22"/>
+              </w:rPr>
+              <w:t>E</w:t>
+            </w:r>
+          </w:p>
+        </w:tc>
+        <w:tc>
+          <w:tcPr>
+            <w:tcW w:type="dxa" w:w="2160"/>
+          </w:tcPr>
+          <w:p>
+            <w:r>
+              <w:rPr>
+                <w:rFonts w:ascii="Calibri" w:hAnsi="Calibri"/>
+                <w:b w:val="0"/>
+                <w:sz w:val="22"/>
+              </w:rPr>
+              <w:t>Ихтисос</w:t>
+            </w:r>
+          </w:p>
+        </w:tc>
+        <w:tc>
+          <w:tcPr>
+            <w:tcW w:type="dxa" w:w="2160"/>
+          </w:tcPr>
+          <w:p>
+            <w:r>
+              <w:rPr>
+                <w:rFonts w:ascii="Calibri" w:hAnsi="Calibri"/>
+                <w:b w:val="0"/>
+                <w:sz w:val="22"/>
+              </w:rPr>
+              <w:t>Боз</w:t>
+            </w:r>
+          </w:p>
+        </w:tc>
+        <w:tc>
+          <w:tcPr>
+            <w:tcW w:type="dxa" w:w="2160"/>
+          </w:tcPr>
+          <w:p>
+            <w:r>
+              <w:rPr>
+                <w:rFonts w:ascii="Calibri" w:hAnsi="Calibri"/>
+                <w:b w:val="0"/>
+                <w:sz w:val="22"/>
+              </w:rPr>
+              <w:t>Фан ё ихтисос</w:t>
+            </w:r>
+          </w:p>
+        </w:tc>
+      </w:tr>
+    </w:tbl>
+    <w:p/>
+    <w:p>
+      <w:pPr>
+        <w:pStyle w:val="ListNumber"/>
+      </w:pPr>
+      <w:r>
+        <w:rPr>
+          <w:rFonts w:ascii="Calibri" w:hAnsi="Calibri"/>
+          <w:b w:val="0"/>
+          <w:sz w:val="22"/>
+        </w:rPr>
+        <w:t>Файлро пур карда, нигоҳ дошта, тавассути тугмаи «Воридоти омӯзгорон» бор кунед.</w:t>
       </w:r>
     </w:p>
     <w:p>
       <w:pPr>
-        <w:pStyle w:val="ListBullet"/>
+        <w:pStyle w:val="ListNumber"/>
       </w:pPr>
       <w:r>
         <w:rPr>
@@ -897,7 +1575,7 @@
                 <w:b w:val="0"/>
                 <w:sz w:val="22"/>
               </w:rPr>
-              <w:t>Номи омӯзгорро бо ҳарфи калон нависед, масалан "Раҷабов А.", то низоми ҷустуҷӯ дуруст кор кунад.</w:t>
+              <w:t>Рақами телефонро ҳамчун матн ворид кунед, то Excel онро рақам накунад. Номро бо ҳарфи калони аввал нависед.</w:t>
             </w:r>
           </w:p>
         </w:tc>
@@ -906,14 +1584,14 @@
     <w:p/>
     <w:p>
       <w:pPr>
-        <w:pStyle w:val="Heading2"/>
+        <w:pStyle w:val="Heading1"/>
       </w:pPr>
       <w:r>
         <w:rPr>
           <w:rFonts w:ascii="Calibri" w:hAnsi="Calibri"/>
           <w:b/>
           <w:color w:val="003366"/>
-          <w:sz w:val="28"/>
+          <w:sz w:val="32"/>
         </w:rPr>
         <w:t>5. Тақсимоти дарсҳо</w:t>
       </w:r>
@@ -925,12 +1603,12 @@
           <w:b w:val="0"/>
           <w:sz w:val="22"/>
         </w:rPr>
-        <w:t>Барои таъин кардани омӯзгор ба ҳар фан ва синф:</w:t>
+        <w:t>Ин қисм имкон медиҳад, ки барои ҳар як синф ва фан, омӯзгори масъул таъин карда шавад.</w:t>
       </w:r>
     </w:p>
     <w:p>
       <w:pPr>
-        <w:pStyle w:val="ListBullet"/>
+        <w:pStyle w:val="ListNumber"/>
       </w:pPr>
       <w:r>
         <w:rPr>
@@ -938,12 +1616,12 @@
           <w:b w:val="0"/>
           <w:sz w:val="22"/>
         </w:rPr>
-        <w:t>Аз менюи боло "Тақсимоти дарсҳо"-ро интихоб кунед.</w:t>
+        <w:t>Аз менюи боло «Тақсимоти дарсҳо»-ро интихоб кунед.</w:t>
       </w:r>
     </w:p>
     <w:p>
       <w:pPr>
-        <w:pStyle w:val="ListBullet"/>
+        <w:pStyle w:val="ListNumber"/>
       </w:pPr>
       <w:r>
         <w:rPr>
@@ -951,12 +1629,12 @@
           <w:b w:val="0"/>
           <w:sz w:val="22"/>
         </w:rPr>
-        <w:t>Дар ҷадвал, дар ҳар сатр синф, фан ва рӯйхати омӯзгорон нишон дода мешавад.</w:t>
+        <w:t>Дар ҷадвал дар ҳар сатр синф, фан ва рӯйхати омӯзгорон нишон дода мешавад.</w:t>
       </w:r>
     </w:p>
     <w:p>
       <w:pPr>
-        <w:pStyle w:val="ListBullet"/>
+        <w:pStyle w:val="ListNumber"/>
       </w:pPr>
       <w:r>
         <w:rPr>
@@ -964,12 +1642,12 @@
           <w:b w:val="0"/>
           <w:sz w:val="22"/>
         </w:rPr>
-        <w:t>Аз менюи кушодашаванда дар сутуни "Омӯзгори масъул", омӯзгори дилхоҳро интихоб кунед.</w:t>
+        <w:t>Аз менюи кушодашаванда дар сутуни «Омӯзгори масъул» омӯзгори дилхоҳро интихоб кунед.</w:t>
       </w:r>
     </w:p>
     <w:p>
       <w:pPr>
-        <w:pStyle w:val="ListBullet"/>
+        <w:pStyle w:val="ListNumber"/>
       </w:pPr>
       <w:r>
         <w:rPr>
@@ -977,12 +1655,12 @@
           <w:b w:val="0"/>
           <w:sz w:val="22"/>
         </w:rPr>
-        <w:t>Барои ҳар як сатр, ки тағйир меёбад, интихобро анҷом диҳед.</w:t>
+        <w:t>Барои ҳар як сатри дигар, ки бояд таъин шавад, ҳамин амалро такрор кунед.</w:t>
       </w:r>
     </w:p>
     <w:p>
       <w:pPr>
-        <w:pStyle w:val="ListBullet"/>
+        <w:pStyle w:val="ListNumber"/>
       </w:pPr>
       <w:r>
         <w:rPr>
@@ -990,7 +1668,7 @@
           <w:b w:val="0"/>
           <w:sz w:val="22"/>
         </w:rPr>
-        <w:t>Тугмаи "Сабт кардан"-ро зер кунед. Пас аз он паёми муваффақият намоиш дода мешавад.</w:t>
+        <w:t>Тугмаи «Сабт кардан»-ро зер кунед. Пас аз он паёми муваффақият намоиш дода мешавад.</w:t>
       </w:r>
     </w:p>
     <w:tbl>
@@ -1035,16 +1713,16 @@
     <w:p/>
     <w:p>
       <w:pPr>
-        <w:pStyle w:val="Heading2"/>
+        <w:pStyle w:val="Heading1"/>
       </w:pPr>
       <w:r>
         <w:rPr>
           <w:rFonts w:ascii="Calibri" w:hAnsi="Calibri"/>
           <w:b/>
           <w:color w:val="003366"/>
-          <w:sz w:val="28"/>
+          <w:sz w:val="32"/>
         </w:rPr>
-        <w:t>6. Журнал ва холгузорӣ</w:t>
+        <w:t>6. Холгузорӣ барои омӯзгорон</w:t>
       </w:r>
     </w:p>
     <w:p>
@@ -1054,7 +1732,46 @@
           <w:b w:val="0"/>
           <w:sz w:val="22"/>
         </w:rPr>
-        <w:t>Омӯзгорон пас аз вуруд метавонанд журнали холгузории худро кушоянд:</w:t>
+        <w:t>Омӯзгорон пас аз вуруд метавонанд журнали холгузории худро кушоянд.</w:t>
+      </w:r>
+    </w:p>
+    <w:p>
+      <w:pPr>
+        <w:pStyle w:val="ListNumber"/>
+      </w:pPr>
+      <w:r>
+        <w:rPr>
+          <w:rFonts w:ascii="Calibri" w:hAnsi="Calibri"/>
+          <w:b w:val="0"/>
+          <w:sz w:val="22"/>
+        </w:rPr>
+        <w:t>Омӯзгор бо логини худ (teacher_M{id}_{counter}) ворид мешавад.</w:t>
+      </w:r>
+    </w:p>
+    <w:p>
+      <w:pPr>
+        <w:pStyle w:val="ListNumber"/>
+      </w:pPr>
+      <w:r>
+        <w:rPr>
+          <w:rFonts w:ascii="Calibri" w:hAnsi="Calibri"/>
+          <w:b w:val="0"/>
+          <w:sz w:val="22"/>
+        </w:rPr>
+        <w:t>Синф ва фани вобастаро аз рӯйхати худ интихоб мекунад.</w:t>
+      </w:r>
+    </w:p>
+    <w:p>
+      <w:pPr>
+        <w:pStyle w:val="ListNumber"/>
+      </w:pPr>
+      <w:r>
+        <w:rPr>
+          <w:rFonts w:ascii="Calibri" w:hAnsi="Calibri"/>
+          <w:b w:val="0"/>
+          <w:sz w:val="22"/>
+        </w:rPr>
+        <w:t>Дар саҳифаи журнал:</w:t>
       </w:r>
     </w:p>
     <w:p>
@@ -1067,7 +1784,7 @@
           <w:b w:val="0"/>
           <w:sz w:val="22"/>
         </w:rPr>
-        <w:t>Омӯзгор бо логини худ ворид мешавад.</w:t>
+        <w:t>Барои ҳар як хонанда холи рақамӣ (1-10) ворид кунед.</w:t>
       </w:r>
     </w:p>
     <w:p>
@@ -1080,7 +1797,7 @@
           <w:b w:val="0"/>
           <w:sz w:val="22"/>
         </w:rPr>
-        <w:t>Синф ва фани вобастаро аз рӯйхати худ интихоб мекунад.</w:t>
+        <w:t>Ҳозирӣ (+ ё -) ва хулқ-атвор (1-5) сабт кунед.</w:t>
       </w:r>
     </w:p>
     <w:p>
@@ -1093,12 +1810,12 @@
           <w:b w:val="0"/>
           <w:sz w:val="22"/>
         </w:rPr>
-        <w:t>Дар саҳифаи журнал, холҳои хонандагон, ҳозирӣ ва хулқ-атвор сабт карда мешаванд.</w:t>
+        <w:t>Санаи холгузориро тасдиқ кунед.</w:t>
       </w:r>
     </w:p>
     <w:p>
       <w:pPr>
-        <w:pStyle w:val="ListBullet"/>
+        <w:pStyle w:val="ListNumber"/>
       </w:pPr>
       <w:r>
         <w:rPr>
@@ -1106,22 +1823,49 @@
           <w:b w:val="0"/>
           <w:sz w:val="22"/>
         </w:rPr>
-        <w:t>Холҳо ба таври онлайн нигоҳ дошта мешаванд ва зуд ба рейтинги синф таъсир мерасонанд.</w:t>
+        <w:t>Холҳои чорякро метавонед ба таври худкор ё дастӣ ҳисоб карда, ба низом ворид намоед.</w:t>
       </w:r>
     </w:p>
-    <w:p>
-      <w:pPr>
-        <w:pStyle w:val="ListBullet"/>
-      </w:pPr>
-      <w:r>
-        <w:rPr>
-          <w:rFonts w:ascii="Calibri" w:hAnsi="Calibri"/>
-          <w:b w:val="0"/>
-          <w:sz w:val="22"/>
-        </w:rPr>
-        <w:t>Агар зарурат бошад, омӯзгор метавонад холҳои чорякро ҳисоб карда, ба низом ворид намояд.</w:t>
-      </w:r>
-    </w:p>
+    <w:tbl>
+      <w:tblPr>
+        <w:tblW w:type="auto" w:w="0"/>
+        <w:tblLayout w:type="fixed"/>
+        <w:tblLook w:firstColumn="1" w:firstRow="1" w:lastColumn="0" w:lastRow="0" w:noHBand="0" w:noVBand="1" w:val="04A0"/>
+      </w:tblPr>
+      <w:tblGrid>
+        <w:gridCol w:w="8640"/>
+      </w:tblGrid>
+      <w:tr>
+        <w:tc>
+          <w:tcPr>
+            <w:tcW w:type="dxa" w:w="8640"/>
+            <w:shd w:fill="FFF3CD"/>
+          </w:tcPr>
+          <w:p>
+            <w:r>
+              <w:rPr>
+                <w:rFonts w:ascii="Calibri" w:hAnsi="Calibri"/>
+                <w:b/>
+                <w:color w:val="856404"/>
+                <w:sz w:val="22"/>
+              </w:rPr>
+              <w:t>Эзоҳ:</w:t>
+            </w:r>
+          </w:p>
+          <w:p>
+            <w:r>
+              <w:rPr>
+                <w:rFonts w:ascii="Calibri" w:hAnsi="Calibri"/>
+                <w:b w:val="0"/>
+                <w:sz w:val="22"/>
+              </w:rPr>
+              <w:t>Холҳо ба таври онлайн нигоҳ дошта мешаванд ва зуд ба рейтинги синф ва муассиса таъсир мерасонанд.</w:t>
+            </w:r>
+          </w:p>
+        </w:tc>
+      </w:tr>
+    </w:tbl>
+    <w:p/>
     <w:sectPr>
       <w:pgSz w:w="12240" w:h="15840"/>
       <w:pgMar w:top="1440" w:right="1800" w:bottom="1440" w:left="1800" w:header="720" w:footer="720" w:gutter="0"/>

--- a/Дастури_истифодабарии_Портали_Маориф_барои_Завуч.docx
+++ b/Дастури_истифодабарии_Портали_Маориф_барои_Завуч.docx
@@ -222,7 +222,7 @@
                 <w:b w:val="0"/>
                 <w:sz w:val="22"/>
               </w:rPr>
-              <w:t>Director_M20_2026@</w:t>
+              <w:t>Director_20_2026@</w:t>
             </w:r>
           </w:p>
         </w:tc>
@@ -269,7 +269,7 @@
                 <w:b w:val="0"/>
                 <w:sz w:val="22"/>
               </w:rPr>
-              <w:t>Zavuch_M20@2026</w:t>
+              <w:t>Zavuch_20_2026@</w:t>
             </w:r>
           </w:p>
         </w:tc>

--- a/Дастури_истифодабарии_Портали_Маориф_барои_Завуч.docx
+++ b/Дастури_истифодабарии_Портали_Маориф_барои_Завуч.docx
@@ -301,7 +301,7 @@
                 <w:b w:val="0"/>
                 <w:sz w:val="22"/>
               </w:rPr>
-              <w:t>teacher_M20_1</w:t>
+              <w:t>teacher_20_1</w:t>
             </w:r>
           </w:p>
         </w:tc>
@@ -316,7 +316,7 @@
                 <w:b w:val="0"/>
                 <w:sz w:val="22"/>
               </w:rPr>
-              <w:t>Teacher_M20_1@2026</w:t>
+              <w:t>Teacher_20_1@2026</w:t>
             </w:r>
           </w:p>
         </w:tc>
@@ -1745,7 +1745,7 @@
           <w:b w:val="0"/>
           <w:sz w:val="22"/>
         </w:rPr>
-        <w:t>Омӯзгор бо логини худ (teacher_M[рақами мактаб]_[counter]) ворид мешавад, масалан teacher_M20_1.</w:t>
+        <w:t>Омӯзгор бо логини худ (teacher_[рақами мактаб]_[counter]) ворид мешавад, масалан teacher_20_1.</w:t>
       </w:r>
     </w:p>
     <w:p>
